--- a/Main.docx
+++ b/Main.docx
@@ -3125,7 +3125,25 @@
                 <w:sz w:val="28"/>
                 <w:szCs w:val="28"/>
               </w:rPr>
-              <w:t>+8 п.п.</w:t>
+              <w:t xml:space="preserve">+8 </w:t>
+            </w:r>
+            <w:proofErr w:type="spellStart"/>
+            <w:r>
+              <w:rPr>
+                <w:rFonts w:ascii="Times New Roman" w:hAnsi="Times New Roman" w:cs="Times New Roman"/>
+                <w:sz w:val="28"/>
+                <w:szCs w:val="28"/>
+              </w:rPr>
+              <w:t>п.п</w:t>
+            </w:r>
+            <w:proofErr w:type="spellEnd"/>
+            <w:r>
+              <w:rPr>
+                <w:rFonts w:ascii="Times New Roman" w:hAnsi="Times New Roman" w:cs="Times New Roman"/>
+                <w:sz w:val="28"/>
+                <w:szCs w:val="28"/>
+              </w:rPr>
+              <w:t>.</w:t>
             </w:r>
           </w:p>
         </w:tc>
@@ -4157,8 +4175,18 @@
           <w:sz w:val="28"/>
           <w:szCs w:val="28"/>
         </w:rPr>
-        <w:t>частично закупается у внешних поставщиков, частично генерируется на собственных ТЭЦ ЧерМК</w:t>
-      </w:r>
+        <w:t xml:space="preserve">частично закупается у внешних поставщиков, частично генерируется на собственных ТЭЦ </w:t>
+      </w:r>
+      <w:proofErr w:type="spellStart"/>
+      <w:r>
+        <w:rPr>
+          <w:rFonts w:ascii="Times New Roman" w:hAnsi="Times New Roman" w:cs="Times New Roman"/>
+          <w:sz w:val="28"/>
+          <w:szCs w:val="28"/>
+        </w:rPr>
+        <w:t>ЧерМК</w:t>
+      </w:r>
+      <w:proofErr w:type="spellEnd"/>
       <w:r>
         <w:rPr>
           <w:rFonts w:ascii="Times New Roman" w:hAnsi="Times New Roman" w:cs="Times New Roman"/>
@@ -4581,7 +4609,25 @@
           <w:sz w:val="28"/>
           <w:szCs w:val="28"/>
         </w:rPr>
-        <w:t>Помимо производства металлопроката, компания предоставляет услуги по сервисной обработке металла (резка, гибка, раскрой) в собственных сервисных металлоцентрах, а также осуществляет доставку продукции автомобильным и железнодорожным транспортом.</w:t>
+        <w:t xml:space="preserve">Помимо производства металлопроката, компания предоставляет услуги по сервисной обработке металла (резка, гибка, раскрой) в собственных сервисных </w:t>
+      </w:r>
+      <w:proofErr w:type="spellStart"/>
+      <w:r>
+        <w:rPr>
+          <w:rFonts w:ascii="Times New Roman" w:hAnsi="Times New Roman" w:cs="Times New Roman"/>
+          <w:sz w:val="28"/>
+          <w:szCs w:val="28"/>
+        </w:rPr>
+        <w:t>металлоцентрах</w:t>
+      </w:r>
+      <w:proofErr w:type="spellEnd"/>
+      <w:r>
+        <w:rPr>
+          <w:rFonts w:ascii="Times New Roman" w:hAnsi="Times New Roman" w:cs="Times New Roman"/>
+          <w:sz w:val="28"/>
+          <w:szCs w:val="28"/>
+        </w:rPr>
+        <w:t>, а также осуществляет доставку продукции автомобильным и железнодорожным транспортом.</w:t>
       </w:r>
     </w:p>
     <w:p>
@@ -5729,7 +5775,25 @@
                 <w:sz w:val="28"/>
                 <w:szCs w:val="28"/>
               </w:rPr>
-              <w:t>+3 п.п.</w:t>
+              <w:t xml:space="preserve">+3 </w:t>
+            </w:r>
+            <w:proofErr w:type="spellStart"/>
+            <w:r>
+              <w:rPr>
+                <w:rFonts w:ascii="Times New Roman" w:hAnsi="Times New Roman" w:cs="Times New Roman"/>
+                <w:sz w:val="28"/>
+                <w:szCs w:val="28"/>
+              </w:rPr>
+              <w:t>п.п</w:t>
+            </w:r>
+            <w:proofErr w:type="spellEnd"/>
+            <w:r>
+              <w:rPr>
+                <w:rFonts w:ascii="Times New Roman" w:hAnsi="Times New Roman" w:cs="Times New Roman"/>
+                <w:sz w:val="28"/>
+                <w:szCs w:val="28"/>
+              </w:rPr>
+              <w:t>.</w:t>
             </w:r>
           </w:p>
         </w:tc>
@@ -6344,7 +6408,16 @@
           <w:sz w:val="28"/>
           <w:szCs w:val="28"/>
         </w:rPr>
-        <w:t xml:space="preserve"> Позитивным фактором в плохой ситуации стал рост доли продукции с высокой добавочной стоимости с 49% в 2023 году до 52% в 2024 году. Это отражает стремление компании в сторону в</w:t>
+        <w:t xml:space="preserve"> Позитивным фактором в плохой ситуации стал рост доли продукции с высокой добавочной стоимости с 49% в 2023 году до 52% в 2024 году. Это отражает стремление компании в сторону </w:t>
+      </w:r>
+      <w:proofErr w:type="spellStart"/>
+      <w:r>
+        <w:rPr>
+          <w:rFonts w:ascii="Times New Roman" w:hAnsi="Times New Roman" w:cs="Times New Roman"/>
+          <w:sz w:val="28"/>
+          <w:szCs w:val="28"/>
+        </w:rPr>
+        <w:t>в</w:t>
       </w:r>
       <w:r>
         <w:rPr>
@@ -6362,6 +6435,7 @@
         </w:rPr>
         <w:t>х</w:t>
       </w:r>
+      <w:proofErr w:type="spellEnd"/>
       <w:r>
         <w:rPr>
           <w:rFonts w:ascii="Times New Roman" w:hAnsi="Times New Roman" w:cs="Times New Roman"/>
@@ -7397,11 +7471,12 @@
     <w:p>
       <w:pPr>
         <w:spacing w:line="360" w:lineRule="auto"/>
-        <w:jc w:val="both"/>
-        <w:rPr>
-          <w:rFonts w:ascii="Times New Roman" w:hAnsi="Times New Roman" w:cs="Times New Roman"/>
-          <w:sz w:val="28"/>
-          <w:szCs w:val="28"/>
+        <w:jc w:val="center"/>
+        <w:rPr>
+          <w:rFonts w:ascii="Times New Roman" w:hAnsi="Times New Roman" w:cs="Times New Roman"/>
+          <w:sz w:val="28"/>
+          <w:szCs w:val="28"/>
+          <w:lang w:val="en-US"/>
         </w:rPr>
       </w:pPr>
       <w:r>
@@ -7413,10 +7488,10 @@
         </w:rPr>
         <w:lastRenderedPageBreak/>
         <w:drawing>
-          <wp:inline distT="0" distB="0" distL="0" distR="0" wp14:anchorId="5251FE02" wp14:editId="109ED369">
-            <wp:extent cx="5939790" cy="5984875"/>
-            <wp:effectExtent l="0" t="0" r="3810" b="0"/>
-            <wp:docPr id="4" name="Рисунок 4"/>
+          <wp:inline distT="0" distB="0" distL="0" distR="0" wp14:anchorId="5358F9CB" wp14:editId="531710B1">
+            <wp:extent cx="2651027" cy="8460188"/>
+            <wp:effectExtent l="0" t="0" r="0" b="0"/>
+            <wp:docPr id="8" name="Рисунок 8"/>
             <wp:cNvGraphicFramePr>
               <a:graphicFrameLocks xmlns:a="http://schemas.openxmlformats.org/drawingml/2006/main" noChangeAspect="1"/>
             </wp:cNvGraphicFramePr>
@@ -7424,11 +7499,11 @@
               <a:graphicData uri="http://schemas.openxmlformats.org/drawingml/2006/picture">
                 <pic:pic xmlns:pic="http://schemas.openxmlformats.org/drawingml/2006/picture">
                   <pic:nvPicPr>
-                    <pic:cNvPr id="4" name="Диаграмма без названия.png"/>
+                    <pic:cNvPr id="8" name="Схема для 1.10.png"/>
                     <pic:cNvPicPr/>
                   </pic:nvPicPr>
                   <pic:blipFill>
-                    <a:blip r:embed="rId7">
+                    <a:blip r:embed="rId7" cstate="print">
                       <a:extLst>
                         <a:ext uri="{28A0092B-C50C-407E-A947-70E740481C1C}">
                           <a14:useLocalDpi xmlns:a14="http://schemas.microsoft.com/office/drawing/2010/main" val="0"/>
@@ -7442,7 +7517,7 @@
                   <pic:spPr>
                     <a:xfrm>
                       <a:off x="0" y="0"/>
-                      <a:ext cx="5939790" cy="5984875"/>
+                      <a:ext cx="2675957" cy="8539747"/>
                     </a:xfrm>
                     <a:prstGeom prst="rect">
                       <a:avLst/>
@@ -7656,16 +7731,7 @@
           <w:sz w:val="28"/>
           <w:szCs w:val="28"/>
         </w:rPr>
-        <w:t xml:space="preserve">Стратегическое управление в ПАО «Северсталь» реализуется через систему долгосрочного планирования, ключевым документом которой является Стратегия развития компании на 2024–2028 годы. В отчетном году компания представила обновленную стратегию, сохранив ее </w:t>
-      </w:r>
-      <w:r>
-        <w:rPr>
-          <w:rFonts w:ascii="Times New Roman" w:hAnsi="Times New Roman" w:cs="Times New Roman"/>
-          <w:sz w:val="28"/>
-          <w:szCs w:val="28"/>
-        </w:rPr>
-        <w:lastRenderedPageBreak/>
-        <w:t>фундаментальные принципы, но дополнив</w:t>
+        <w:t>Стратегическое управление в ПАО «Северсталь» реализуется через систему долгосрочного планирования, ключевым документом которой является Стратегия развития компании на 2024–2028 годы. В отчетном году компания представила обновленную стратегию, сохранив ее фундаментальные принципы, но дополнив</w:t>
       </w:r>
       <w:r>
         <w:rPr>
@@ -7993,6 +8059,7 @@
           <w:sz w:val="28"/>
           <w:szCs w:val="28"/>
         </w:rPr>
+        <w:lastRenderedPageBreak/>
         <w:t>Разработка и утверждение стратегии находятся в компетенции Совета директоров, который рассматривает отчеты о ее реализации и при необходимости корректирует целевые показатели</w:t>
       </w:r>
       <w:r>
@@ -8137,7 +8204,6 @@
           <w:sz w:val="28"/>
           <w:szCs w:val="28"/>
         </w:rPr>
-        <w:lastRenderedPageBreak/>
         <w:t xml:space="preserve">Оперативное планирование на предприятии представляет собой систему управления на горизонте года с детализацией до квартала, месяца, недели и смены, цель которой </w:t>
       </w:r>
       <w:r>
@@ -8190,7 +8256,16 @@
           <w:sz w:val="28"/>
           <w:szCs w:val="28"/>
         </w:rPr>
-        <w:t>Деятельность ПАО «Северсталь» в области качества, охраны труда и устойчивого развития регламентируется совокупностью международных стандартов менеджмента, внедрённых на предприятиях компании. На производственных и обеспечивающих процессах действует система менеджмента качества, соответствующая требованиям стандарта ISO 9001:2015; для автомобильной промышленности используется отраслевой стандарт IATF 16949:2016, а для железнодорожной отрасли – стандарт ISO 22163:2023, применяемый к профильным видам продукции и активам. В области охраны труда и промышленной безопасности функционирует система менеджмента, сертифицированная по стандарту ISO 45001, которая охватывает ключевые производственные площадки и связывается с целевыми показателями по снижению травматизма в рамках стратегии компании на 2024–2028 годы.</w:t>
+        <w:t xml:space="preserve">Деятельность ПАО «Северсталь» в области качества, охраны труда и устойчивого развития регламентируется совокупностью международных стандартов менеджмента, внедрённых на предприятиях компании. На производственных и обеспечивающих процессах действует система менеджмента качества, соответствующая требованиям стандарта ISO 9001:2015; для автомобильной промышленности используется отраслевой стандарт IATF 16949:2016, а для железнодорожной отрасли – стандарт ISO 22163:2023, применяемый к профильным видам продукции и активам. В области охраны труда и промышленной безопасности функционирует система менеджмента, сертифицированная по стандарту ISO 45001, которая </w:t>
+      </w:r>
+      <w:r>
+        <w:rPr>
+          <w:rFonts w:ascii="Times New Roman" w:hAnsi="Times New Roman" w:cs="Times New Roman"/>
+          <w:sz w:val="28"/>
+          <w:szCs w:val="28"/>
+        </w:rPr>
+        <w:lastRenderedPageBreak/>
+        <w:t>охватывает ключевые производственные площадки и связывается с целевыми показателями по снижению травматизма в рамках стратегии компании на 2024–2028 годы.</w:t>
       </w:r>
     </w:p>
     <w:p>
@@ -8230,7 +8305,6 @@
           <w:sz w:val="28"/>
           <w:szCs w:val="28"/>
         </w:rPr>
-        <w:lastRenderedPageBreak/>
         <w:t>(</w:t>
       </w:r>
       <w:r>
@@ -8974,6 +9048,7 @@
         </w:rPr>
         <w:t xml:space="preserve">Клиентские сервисы. Для взаимодействия с заказчиками существует мобильное приложение </w:t>
       </w:r>
+      <w:proofErr w:type="spellStart"/>
       <w:r>
         <w:rPr>
           <w:rFonts w:ascii="Times New Roman" w:hAnsi="Times New Roman" w:cs="Times New Roman"/>
@@ -8982,6 +9057,7 @@
         </w:rPr>
         <w:t>Checksteel</w:t>
       </w:r>
+      <w:proofErr w:type="spellEnd"/>
       <w:r>
         <w:rPr>
           <w:rFonts w:ascii="Times New Roman" w:hAnsi="Times New Roman" w:cs="Times New Roman"/>
@@ -9192,7 +9268,25 @@
           <w:sz w:val="28"/>
           <w:szCs w:val="28"/>
         </w:rPr>
-        <w:t xml:space="preserve"> окатышей на ЧерМК – запуск планируется в 2026 году, а также капитальный ремонт доменной печи №5.</w:t>
+        <w:t xml:space="preserve"> окатышей на </w:t>
+      </w:r>
+      <w:proofErr w:type="spellStart"/>
+      <w:r>
+        <w:rPr>
+          <w:rFonts w:ascii="Times New Roman" w:hAnsi="Times New Roman" w:cs="Times New Roman"/>
+          <w:sz w:val="28"/>
+          <w:szCs w:val="28"/>
+        </w:rPr>
+        <w:t>ЧерМК</w:t>
+      </w:r>
+      <w:proofErr w:type="spellEnd"/>
+      <w:r>
+        <w:rPr>
+          <w:rFonts w:ascii="Times New Roman" w:hAnsi="Times New Roman" w:cs="Times New Roman"/>
+          <w:sz w:val="28"/>
+          <w:szCs w:val="28"/>
+        </w:rPr>
+        <w:t xml:space="preserve"> – запуск планируется в 2026 году, а также капитальный ремонт доменной печи №5.</w:t>
       </w:r>
     </w:p>
     <w:p>
@@ -9273,7 +9367,25 @@
           <w:sz w:val="28"/>
           <w:szCs w:val="28"/>
         </w:rPr>
-        <w:t xml:space="preserve">Для защиты от киберугроз </w:t>
+        <w:t xml:space="preserve">Для защиты от </w:t>
+      </w:r>
+      <w:proofErr w:type="spellStart"/>
+      <w:r>
+        <w:rPr>
+          <w:rFonts w:ascii="Times New Roman" w:hAnsi="Times New Roman" w:cs="Times New Roman"/>
+          <w:sz w:val="28"/>
+          <w:szCs w:val="28"/>
+        </w:rPr>
+        <w:t>киберугроз</w:t>
+      </w:r>
+      <w:proofErr w:type="spellEnd"/>
+      <w:r>
+        <w:rPr>
+          <w:rFonts w:ascii="Times New Roman" w:hAnsi="Times New Roman" w:cs="Times New Roman"/>
+          <w:sz w:val="28"/>
+          <w:szCs w:val="28"/>
+        </w:rPr>
+        <w:t xml:space="preserve"> </w:t>
       </w:r>
       <w:r>
         <w:rPr>
@@ -9973,6 +10085,7 @@
         </w:rPr>
         <w:t xml:space="preserve">3) </w:t>
       </w:r>
+      <w:proofErr w:type="spellStart"/>
       <w:r>
         <w:rPr>
           <w:rFonts w:ascii="Times New Roman" w:hAnsi="Times New Roman" w:cs="Times New Roman"/>
@@ -9989,6 +10102,7 @@
         </w:rPr>
         <w:t>и</w:t>
       </w:r>
+      <w:proofErr w:type="spellEnd"/>
       <w:r>
         <w:rPr>
           <w:rFonts w:ascii="Times New Roman" w:hAnsi="Times New Roman" w:cs="Times New Roman"/>
@@ -11594,7 +11708,25 @@
                 <w:sz w:val="28"/>
                 <w:szCs w:val="28"/>
               </w:rPr>
-              <w:t xml:space="preserve">Выплавка чугуна и стали на ЧерМК, производство проката, труб, </w:t>
+              <w:t xml:space="preserve">Выплавка чугуна и стали на </w:t>
+            </w:r>
+            <w:proofErr w:type="spellStart"/>
+            <w:r>
+              <w:rPr>
+                <w:rFonts w:ascii="Times New Roman" w:hAnsi="Times New Roman" w:cs="Times New Roman"/>
+                <w:sz w:val="28"/>
+                <w:szCs w:val="28"/>
+              </w:rPr>
+              <w:t>ЧерМК</w:t>
+            </w:r>
+            <w:proofErr w:type="spellEnd"/>
+            <w:r>
+              <w:rPr>
+                <w:rFonts w:ascii="Times New Roman" w:hAnsi="Times New Roman" w:cs="Times New Roman"/>
+                <w:sz w:val="28"/>
+                <w:szCs w:val="28"/>
+              </w:rPr>
+              <w:t xml:space="preserve">, производство проката, труб, </w:t>
             </w:r>
             <w:r>
               <w:rPr>
@@ -13101,6 +13233,7 @@
               </w:rPr>
               <w:t xml:space="preserve">Работа с клиентами через приложение </w:t>
             </w:r>
+            <w:proofErr w:type="spellStart"/>
             <w:r>
               <w:rPr>
                 <w:rFonts w:ascii="Times New Roman" w:hAnsi="Times New Roman" w:cs="Times New Roman"/>
@@ -13110,6 +13243,7 @@
               </w:rPr>
               <w:t>Checksteel</w:t>
             </w:r>
+            <w:proofErr w:type="spellEnd"/>
             <w:r>
               <w:rPr>
                 <w:rFonts w:ascii="Times New Roman" w:hAnsi="Times New Roman" w:cs="Times New Roman"/>
@@ -16218,6 +16352,7 @@
                 <w:rFonts w:ascii="Times New Roman" w:hAnsi="Times New Roman" w:cs="Times New Roman"/>
                 <w:sz w:val="28"/>
                 <w:szCs w:val="28"/>
+                <w:lang w:val="en-US"/>
               </w:rPr>
             </w:pPr>
             <w:r>
@@ -18369,7 +18504,7 @@
                 <w:sz w:val="28"/>
                 <w:szCs w:val="28"/>
               </w:rPr>
-              <w:t>Планирование объемов производства</w:t>
+              <w:t>Календарное планирование производства</w:t>
             </w:r>
           </w:p>
         </w:tc>
@@ -18467,7 +18602,7 @@
                 <w:sz w:val="28"/>
                 <w:szCs w:val="28"/>
               </w:rPr>
-              <w:t>Формирование сменно-суточных заданий</w:t>
+              <w:t>Формирование заданий (заказ-нарядов) на производство</w:t>
             </w:r>
           </w:p>
         </w:tc>
@@ -18565,7 +18700,7 @@
                 <w:sz w:val="28"/>
                 <w:szCs w:val="28"/>
               </w:rPr>
-              <w:t>Оперативный учет выполнения производственных заданий</w:t>
+              <w:t>Учет фактических объемов выпуска продукции</w:t>
             </w:r>
           </w:p>
         </w:tc>
@@ -18887,7 +19022,7 @@
                 <w:sz w:val="28"/>
                 <w:szCs w:val="28"/>
               </w:rPr>
-              <w:t>Планирование ремонтных работ</w:t>
+              <w:t>Планирование капитального ремонта и обновления оборудования</w:t>
             </w:r>
           </w:p>
         </w:tc>
@@ -19290,7 +19425,7 @@
                 <w:sz w:val="28"/>
                 <w:szCs w:val="28"/>
               </w:rPr>
-              <w:t>Оперативный контроль параметров энергоснабжения</w:t>
+              <w:t>Обеспечение и доставка энергоресурсов</w:t>
             </w:r>
           </w:p>
         </w:tc>
@@ -19584,7 +19719,7 @@
                 <w:sz w:val="28"/>
                 <w:szCs w:val="28"/>
               </w:rPr>
-              <w:t>Диспетчеризация транспортных потоков</w:t>
+              <w:t>Внешние и внутренние перевозки</w:t>
             </w:r>
           </w:p>
         </w:tc>
@@ -20306,7 +20441,7 @@
                 <w:sz w:val="28"/>
                 <w:szCs w:val="28"/>
               </w:rPr>
-              <w:t>Приемка материалов на склад</w:t>
+              <w:t>Доставка материальных ресурсов на склады</w:t>
             </w:r>
           </w:p>
         </w:tc>
@@ -21830,7 +21965,7 @@
                 <w:sz w:val="28"/>
                 <w:szCs w:val="28"/>
               </w:rPr>
-              <w:t>Отгрузка продукции</w:t>
+              <w:t>Формирование заказов на отгрузку</w:t>
             </w:r>
           </w:p>
         </w:tc>
@@ -22199,6 +22334,7 @@
                 <w:sz w:val="28"/>
                 <w:szCs w:val="28"/>
               </w:rPr>
+              <w:lastRenderedPageBreak/>
               <w:t>7. Финансы и бухгалтерский учет</w:t>
             </w:r>
           </w:p>
@@ -22225,7 +22361,6 @@
                 <w:sz w:val="28"/>
                 <w:szCs w:val="28"/>
               </w:rPr>
-              <w:lastRenderedPageBreak/>
               <w:t>7.1.1</w:t>
             </w:r>
           </w:p>
@@ -26093,6 +26228,7 @@
           <w:szCs w:val="28"/>
         </w:rPr>
       </w:pPr>
+      <w:bookmarkStart w:id="0" w:name="_GoBack"/>
       <w:r>
         <w:rPr>
           <w:rFonts w:ascii="Times New Roman" w:hAnsi="Times New Roman" w:cs="Times New Roman"/>
@@ -26102,10 +26238,10 @@
         </w:rPr>
         <w:lastRenderedPageBreak/>
         <w:drawing>
-          <wp:inline distT="0" distB="0" distL="0" distR="0" wp14:anchorId="1DAA25F8" wp14:editId="1967D1D6">
-            <wp:extent cx="5457825" cy="8591550"/>
-            <wp:effectExtent l="0" t="0" r="9525" b="0"/>
-            <wp:docPr id="6" name="Рисунок 6"/>
+          <wp:inline distT="0" distB="0" distL="0" distR="0" wp14:anchorId="52C5AA4C" wp14:editId="10B358E6">
+            <wp:extent cx="3202174" cy="8563554"/>
+            <wp:effectExtent l="0" t="0" r="0" b="0"/>
+            <wp:docPr id="10" name="Рисунок 10"/>
             <wp:cNvGraphicFramePr>
               <a:graphicFrameLocks xmlns:a="http://schemas.openxmlformats.org/drawingml/2006/main" noChangeAspect="1"/>
             </wp:cNvGraphicFramePr>
@@ -26113,11 +26249,11 @@
               <a:graphicData uri="http://schemas.openxmlformats.org/drawingml/2006/picture">
                 <pic:pic xmlns:pic="http://schemas.openxmlformats.org/drawingml/2006/picture">
                   <pic:nvPicPr>
-                    <pic:cNvPr id="6" name="2.4.png"/>
+                    <pic:cNvPr id="10" name="2.4 Итоговая.png"/>
                     <pic:cNvPicPr/>
                   </pic:nvPicPr>
                   <pic:blipFill>
-                    <a:blip r:embed="rId9">
+                    <a:blip r:embed="rId9" cstate="print">
                       <a:extLst>
                         <a:ext uri="{28A0092B-C50C-407E-A947-70E740481C1C}">
                           <a14:useLocalDpi xmlns:a14="http://schemas.microsoft.com/office/drawing/2010/main" val="0"/>
@@ -26131,7 +26267,7 @@
                   <pic:spPr>
                     <a:xfrm>
                       <a:off x="0" y="0"/>
-                      <a:ext cx="5457825" cy="8591550"/>
+                      <a:ext cx="3247480" cy="8684716"/>
                     </a:xfrm>
                     <a:prstGeom prst="rect">
                       <a:avLst/>
@@ -26143,6 +26279,7 @@
           </wp:inline>
         </w:drawing>
       </w:r>
+      <w:bookmarkEnd w:id="0"/>
     </w:p>
     <w:p>
       <w:pPr>
@@ -26454,13 +26591,23 @@
         </w:rPr>
         <w:t xml:space="preserve">3) </w:t>
       </w:r>
-      <w:r>
-        <w:rPr>
-          <w:rFonts w:ascii="Times New Roman" w:hAnsi="Times New Roman" w:cs="Times New Roman"/>
-          <w:sz w:val="28"/>
-          <w:szCs w:val="28"/>
-        </w:rPr>
-        <w:t xml:space="preserve">Junctions – </w:t>
+      <w:proofErr w:type="spellStart"/>
+      <w:r>
+        <w:rPr>
+          <w:rFonts w:ascii="Times New Roman" w:hAnsi="Times New Roman" w:cs="Times New Roman"/>
+          <w:sz w:val="28"/>
+          <w:szCs w:val="28"/>
+        </w:rPr>
+        <w:t>Junctions</w:t>
+      </w:r>
+      <w:proofErr w:type="spellEnd"/>
+      <w:r>
+        <w:rPr>
+          <w:rFonts w:ascii="Times New Roman" w:hAnsi="Times New Roman" w:cs="Times New Roman"/>
+          <w:sz w:val="28"/>
+          <w:szCs w:val="28"/>
+        </w:rPr>
+        <w:t xml:space="preserve"> – </w:t>
       </w:r>
       <w:r>
         <w:rPr>
@@ -26598,17 +26745,7 @@
           <w:sz w:val="28"/>
           <w:szCs w:val="28"/>
         </w:rPr>
-        <w:t>-</w:t>
-      </w:r>
-      <w:bookmarkStart w:id="0" w:name="_GoBack"/>
-      <w:bookmarkEnd w:id="0"/>
-      <w:r>
-        <w:rPr>
-          <w:rFonts w:ascii="Times New Roman" w:hAnsi="Times New Roman" w:cs="Times New Roman"/>
-          <w:sz w:val="28"/>
-          <w:szCs w:val="28"/>
-        </w:rPr>
-        <w:t>схемах</w:t>
+        <w:t>-схемах</w:t>
       </w:r>
     </w:p>
     <w:tbl>
@@ -27822,23 +27959,7 @@
           <w:szCs w:val="24"/>
         </w:rPr>
         <w:lastRenderedPageBreak/>
-        <w:t>Рис.2.</w:t>
-      </w:r>
-      <w:r>
-        <w:rPr>
-          <w:rFonts w:ascii="Times New Roman" w:hAnsi="Times New Roman" w:cs="Times New Roman"/>
-          <w:sz w:val="24"/>
-          <w:szCs w:val="24"/>
-        </w:rPr>
-        <w:t>4</w:t>
-      </w:r>
-      <w:r>
-        <w:rPr>
-          <w:rFonts w:ascii="Times New Roman" w:hAnsi="Times New Roman" w:cs="Times New Roman"/>
-          <w:sz w:val="24"/>
-          <w:szCs w:val="24"/>
-        </w:rPr>
-        <w:t xml:space="preserve">. </w:t>
+        <w:t xml:space="preserve">Рис.2.4. </w:t>
       </w:r>
       <w:r>
         <w:rPr>
@@ -28703,7 +28824,6 @@
   <w:style w:type="character" w:default="1" w:styleId="a0">
     <w:name w:val="Default Paragraph Font"/>
     <w:uiPriority w:val="1"/>
-    <w:semiHidden/>
     <w:unhideWhenUsed/>
   </w:style>
   <w:style w:type="table" w:default="1" w:styleId="a1">
